--- a/plantillas/plantilla_oficio_remision.docx
+++ b/plantillas/plantilla_oficio_remision.docx
@@ -33,7 +33,7 @@
           <w:sz w:val="24"/>
           <w:szCs w:val="24"/>
         </w:rPr>
-        <w:t xml:space="preserve">Ventanilla, {fecha}</w:t>
+        <w:t>Ventanilla, {fecha}</w:t>
       </w:r>
     </w:p>
     <w:p>
@@ -59,7 +59,7 @@
           <w:u w:val="single"/>
           <w:lang w:eastAsia="es-ES"/>
         </w:rPr>
-        <w:t xml:space="preserve">OFICIO N°{numero_oficio}-COMOPPOL-PNP/DIRNOS/REGPOL-CALL/DIVOPUS-VENTANILLA-COM VENTANILLA “A”.MYD</w:t>
+        <w:t>OFICIO N°{numero_oficio}-COMOPPOL-PNP/DIRNOS/REGPOL-CALL/DIVOPUS-VENTANILLA-COM VENTANILLA “A”.MYD</w:t>
       </w:r>
     </w:p>
     <w:p>
@@ -126,7 +126,7 @@
           <w:sz w:val="24"/>
           <w:szCs w:val="24"/>
         </w:rPr>
-        <w:t xml:space="preserve">{jefe_grado}</w:t>
+        <w:t>{jefe_grado}</w:t>
       </w:r>
     </w:p>
     <w:p>
@@ -287,7 +287,7 @@
           <w:sz w:val="24"/>
           <w:szCs w:val="24"/>
         </w:rPr>
-        <w:t xml:space="preserve">Orden de sanción, impuesta a personal PNP, por motivo que se indica. -</w:t>
+        <w:t>Orden de sanción, impuesta a personal PNP, por motivo que se indica. -</w:t>
       </w:r>
       <w:r>
         <w:rPr>
@@ -334,7 +334,7 @@
           <w:sz w:val="24"/>
           <w:szCs w:val="24"/>
         </w:rPr>
-        <w:t xml:space="preserve">REF.             :          LEY N° 30714 y su Reglamento D.S 003-2020-IN</w:t>
+        <w:t>REF.             :          LEY N° 30714 y su Reglamento D.S 003-2020-IN</w:t>
       </w:r>
     </w:p>
     <w:p>
@@ -387,7 +387,7 @@
           <w:sz w:val="24"/>
           <w:szCs w:val="24"/>
         </w:rPr>
-        <w:t xml:space="preserve">Es propicia la oportunidad para expresarle los sentimientos de mi especial consideración y deferente estima personal.</w:t>
+        <w:t>Es propicia la oportunidad para expresarle los sentimientos de mi especial consideración y deferente estima personal.</w:t>
       </w:r>
       <w:r>
         <w:rPr>
@@ -433,7 +433,7 @@
         <w:rPr>
           <w:lang w:val="es-PE"/>
         </w:rPr>
-        <w:t xml:space="preserve">{iniciales}</w:t>
+        <w:t>{iniciales}</w:t>
       </w:r>
     </w:p>
     <w:p>
@@ -466,7 +466,10 @@
     <w:p>
       <w:pPr>
         <w:pStyle w:val="Textoindependiente2"/>
-        <w:ind w:left="5664" w:firstLine="290"/>
+        <w:pBdr>
+          <w:bottom w:val="single" w:sz="8" w:space="1" w:color="auto"/>
+        </w:pBdr>
+        <w:ind w:left="5760" w:firstLine="290"/>
         <w:rPr>
           <w:lang w:val="es-PE"/>
         </w:rPr>
@@ -478,20 +481,20 @@
           <w:szCs w:val="24"/>
         </w:rPr>
         <w:drawing>
-          <wp:anchor distT="0" distB="0" distL="114300" distR="114300" simplePos="0" relativeHeight="251658240" behindDoc="0" locked="0" layoutInCell="1" allowOverlap="1" wp14:anchorId="654AC784" wp14:editId="5EA418BE">
+          <wp:anchor distT="0" distB="0" distL="114300" distR="114300" simplePos="0" relativeHeight="251658240" behindDoc="0" locked="0" layoutInCell="1" allowOverlap="1" wp14:anchorId="654AC784" wp14:editId="2736FB8C">
             <wp:simplePos x="0" y="0"/>
             <wp:positionH relativeFrom="column">
-              <wp:posOffset>2642870</wp:posOffset>
+              <wp:posOffset>2640965</wp:posOffset>
             </wp:positionH>
             <wp:positionV relativeFrom="paragraph">
-              <wp:posOffset>5715</wp:posOffset>
+              <wp:posOffset>9525</wp:posOffset>
             </wp:positionV>
-            <wp:extent cx="2938780" cy="1530350"/>
-            <wp:effectExtent l="0" t="0" r="0" b="0"/>
+            <wp:extent cx="1116581" cy="1530350"/>
+            <wp:effectExtent l="0" t="0" r="7620" b="0"/>
             <wp:wrapNone/>
             <wp:docPr id="1707320208" name="Imagen 13"/>
             <wp:cNvGraphicFramePr>
-              <a:graphicFrameLocks xmlns:a="http://schemas.openxmlformats.org/drawingml/2006/main" noChangeAspect="1"/>
+              <a:graphicFrameLocks xmlns:a="http://schemas.openxmlformats.org/drawingml/2006/main"/>
             </wp:cNvGraphicFramePr>
             <a:graphic xmlns:a="http://schemas.openxmlformats.org/drawingml/2006/main">
               <a:graphicData uri="http://schemas.openxmlformats.org/drawingml/2006/picture">
@@ -510,7 +513,7 @@
                         </a:ext>
                       </a:extLst>
                     </a:blip>
-                    <a:srcRect/>
+                    <a:srcRect r="62005"/>
                     <a:stretch>
                       <a:fillRect/>
                     </a:stretch>
@@ -518,7 +521,7 @@
                   <pic:spPr bwMode="auto">
                     <a:xfrm>
                       <a:off x="0" y="0"/>
-                      <a:ext cx="2938780" cy="1530350"/>
+                      <a:ext cx="1116581" cy="1530350"/>
                     </a:xfrm>
                     <a:prstGeom prst="rect">
                       <a:avLst/>
@@ -528,6 +531,9 @@
                 </pic:pic>
               </a:graphicData>
             </a:graphic>
+            <wp14:sizeRelH relativeFrom="margin">
+              <wp14:pctWidth>0</wp14:pctWidth>
+            </wp14:sizeRelH>
           </wp:anchor>
         </w:drawing>
       </w:r>
@@ -535,43 +541,92 @@
     <w:p>
       <w:pPr>
         <w:pStyle w:val="Textoindependiente2"/>
-        <w:ind w:left="5664" w:firstLine="290"/>
+        <w:ind w:left="5760" w:firstLine="290"/>
+        <w:jc w:val="center"/>
         <w:rPr>
           <w:rFonts w:cs="Arial"/>
+          <w:b/>
+          <w:sz w:val="18"/>
           <w:szCs w:val="24"/>
           <w:lang w:val="es-PE"/>
         </w:rPr>
       </w:pPr>
+      <w:r>
+        <w:rPr>
+          <w:rFonts w:cs="Arial"/>
+          <w:b/>
+          <w:sz w:val="18"/>
+          <w:szCs w:val="24"/>
+          <w:lang w:val="es-PE"/>
+        </w:rPr>
+        <w:t>{comisario_oa}</w:t>
+      </w:r>
     </w:p>
     <w:p>
       <w:pPr>
-        <w:spacing w:before="240"/>
-        <w:jc w:val="right"/>
+        <w:spacing w:after="0"/>
+        <w:ind w:left="5760"/>
+        <w:jc w:val="center"/>
         <w:rPr>
           <w:rFonts w:ascii="Arial" w:hAnsi="Arial" w:cs="Arial"/>
-          <w:sz w:val="24"/>
+          <w:b/>
+          <w:sz w:val="18"/>
           <w:szCs w:val="24"/>
         </w:rPr>
       </w:pPr>
+      <w:r>
+        <w:rPr>
+          <w:rFonts w:ascii="Arial" w:hAnsi="Arial" w:cs="Arial"/>
+          <w:b/>
+          <w:sz w:val="18"/>
+          <w:szCs w:val="24"/>
+        </w:rPr>
+        <w:t>{comisario_nombre}</w:t>
+      </w:r>
     </w:p>
     <w:p>
       <w:pPr>
-        <w:spacing w:before="240"/>
-        <w:jc w:val="right"/>
+        <w:spacing w:after="0"/>
+        <w:ind w:left="5760"/>
+        <w:jc w:val="center"/>
         <w:rPr>
           <w:rFonts w:ascii="Arial" w:hAnsi="Arial" w:cs="Arial"/>
-          <w:sz w:val="24"/>
+          <w:b/>
+          <w:sz w:val="18"/>
           <w:szCs w:val="24"/>
         </w:rPr>
       </w:pPr>
+      <w:r>
+        <w:rPr>
+          <w:rFonts w:ascii="Arial" w:hAnsi="Arial" w:cs="Arial"/>
+          <w:b/>
+          <w:sz w:val="18"/>
+          <w:szCs w:val="24"/>
+        </w:rPr>
+        <w:t>{comisario_grado}</w:t>
+      </w:r>
     </w:p>
     <w:p>
       <w:pPr>
         <w:pStyle w:val="Textoindependiente2"/>
-        <w:rPr>
+        <w:ind w:left="5760"/>
+        <w:jc w:val="center"/>
+        <w:rPr>
+          <w:rFonts w:cs="Arial"/>
+          <w:b/>
+          <w:sz w:val="18"/>
           <w:lang w:val="es-PE"/>
         </w:rPr>
       </w:pPr>
+      <w:r>
+        <w:rPr>
+          <w:rFonts w:cs="Arial"/>
+          <w:b/>
+          <w:sz w:val="18"/>
+          <w:lang w:val="es-PE"/>
+        </w:rPr>
+        <w:t>{comisario_cargo}</w:t>
+      </w:r>
     </w:p>
     <w:p>
       <w:pPr>
@@ -917,6 +972,7 @@
 
 <file path=word/header1.xml><?xml version="1.0" encoding="utf-8"?>
 <w:hdr xmlns:wpc="http://schemas.microsoft.com/office/word/2010/wordprocessingCanvas" xmlns:cx="http://schemas.microsoft.com/office/drawing/2014/chartex" xmlns:cx1="http://schemas.microsoft.com/office/drawing/2015/9/8/chartex" xmlns:cx2="http://schemas.microsoft.com/office/drawing/2015/10/21/chartex" xmlns:cx3="http://schemas.microsoft.com/office/drawing/2016/5/9/chartex" xmlns:cx4="http://schemas.microsoft.com/office/drawing/2016/5/10/chartex" xmlns:cx5="http://schemas.microsoft.com/office/drawing/2016/5/11/chartex" xmlns:cx6="http://schemas.microsoft.com/office/drawing/2016/5/12/chartex" xmlns:cx7="http://schemas.microsoft.com/office/drawing/2016/5/13/chartex" xmlns:cx8="http://schemas.microsoft.com/office/drawing/2016/5/14/chartex" xmlns:mc="http://schemas.openxmlformats.org/markup-compatibility/2006" xmlns:aink="http://schemas.microsoft.com/office/drawing/2016/ink" xmlns:am3d="http://schemas.microsoft.com/office/drawing/2017/model3d" xmlns:o="urn:schemas-microsoft-com:office:office" xmlns:oel="http://schemas.microsoft.com/office/2019/extlst" xmlns:r="http://schemas.openxmlformats.org/officeDocument/2006/relationships" xmlns:m="http://schemas.openxmlformats.org/officeDocument/2006/math" xmlns:v="urn:schemas-microsoft-com:vml" xmlns:wp14="http://schemas.microsoft.com/office/word/2010/wordprocessingDrawing" xmlns:wp="http://schemas.openxmlformats.org/drawingml/2006/wordprocessingDrawing" xmlns:w10="urn:schemas-microsoft-com:office:word" xmlns:w="http://schemas.openxmlformats.org/wordprocessingml/2006/main" xmlns:w14="http://schemas.microsoft.com/office/word/2010/wordml" xmlns:w15="http://schemas.microsoft.com/office/word/2012/wordml" xmlns:w16cex="http://schemas.microsoft.com/office/word/2018/wordml/cex" xmlns:w16cid="http://schemas.microsoft.com/office/word/2016/wordml/cid" xmlns:w16="http://schemas.microsoft.com/office/word/2018/wordml" xmlns:w16du="http://schemas.microsoft.com/office/word/2023/wordml/word16du" xmlns:w16sdtdh="http://schemas.microsoft.com/office/word/2020/wordml/sdtdatahash" xmlns:w16sdtfl="http://schemas.microsoft.com/office/word/2024/wordml/sdtformatlock" xmlns:w16se="http://schemas.microsoft.com/office/word/2015/wordml/symex" xmlns:wpg="http://schemas.microsoft.com/office/word/2010/wordprocessingGroup" xmlns:wpi="http://schemas.microsoft.com/office/word/2010/wordprocessingInk" xmlns:wne="http://schemas.microsoft.com/office/word/2006/wordml" xmlns:wps="http://schemas.microsoft.com/office/word/2010/wordprocessingShape" mc:Ignorable="w14 w15 w16se w16cid w16 w16cex w16sdtdh w16sdtfl w16du wp14">
+  <w:bookmarkStart w:id="0" w:name="_Hlk52007214"/>
   <w:p>
     <w:pPr>
       <w:pStyle w:val="Encabezado"/>
@@ -931,7 +987,6 @@
         <w:szCs w:val="24"/>
       </w:rPr>
     </w:pPr>
-    <w:bookmarkStart w:id="0" w:name="_Hlk52007214"/>
     <w:r>
       <w:rPr>
         <w:rFonts w:ascii="Impact" w:hAnsi="Impact" w:cs="Arial"/>
@@ -3164,6 +3219,7 @@
   <w:style w:type="character" w:default="1" w:styleId="Fuentedeprrafopredeter">
     <w:name w:val="Default Paragraph Font"/>
     <w:uiPriority w:val="1"/>
+    <w:semiHidden/>
     <w:unhideWhenUsed/>
   </w:style>
   <w:style w:type="table" w:default="1" w:styleId="Tablanormal">

--- a/plantillas/plantilla_oficio_remision.docx
+++ b/plantillas/plantilla_oficio_remision.docx
@@ -513,7 +513,6 @@
                         </a:ext>
                       </a:extLst>
                     </a:blip>
-                    <a:srcRect r="62005"/>
                     <a:stretch>
                       <a:fillRect/>
                     </a:stretch>
